--- a/public/templates/admission_for_training.docx
+++ b/public/templates/admission_for_training.docx
@@ -195,7 +195,7 @@
         <mc:AlternateContent>
           <mc:Choice Requires="wpg">
             <w:drawing>
-              <wp:anchor behindDoc="0" distT="0" distB="11430" distL="114300" distR="116205" simplePos="0" locked="0" layoutInCell="0" allowOverlap="1" relativeHeight="3" wp14:anchorId="1E93C4B6">
+              <wp:anchor behindDoc="0" distT="0" distB="10160" distL="114300" distR="116205" simplePos="0" locked="0" layoutInCell="0" allowOverlap="1" relativeHeight="3" wp14:anchorId="1E93C4B6">
                 <wp:simplePos x="0" y="0"/>
                 <wp:positionH relativeFrom="column">
                   <wp:posOffset>0</wp:posOffset>
@@ -223,8 +223,8 @@
                         <wps:cNvSpPr/>
                         <wps:spPr>
                           <a:xfrm>
-                            <a:off x="0" y="38880"/>
-                            <a:ext cx="5731560" cy="6480"/>
+                            <a:off x="0" y="39240"/>
+                            <a:ext cx="5731560" cy="5760"/>
                           </a:xfrm>
                           <a:custGeom>
                             <a:avLst/>
@@ -321,7 +321,7 @@
           </mc:Choice>
           <mc:Fallback>
             <w:pict>
-              <v:group id="shape_0" alt="Group 2058175751" style="position:absolute;margin-left:0pt;margin-top:19.35pt;width:451.3pt;height:3.6pt" coordorigin="0,387" coordsize="9026,72"/>
+              <v:group id="shape_0" alt="Group 2058175751" style="position:absolute;margin-left:0pt;margin-top:19.35pt;width:451.3pt;height:3.55pt" coordorigin="0,387" coordsize="9026,71"/>
             </w:pict>
           </mc:Fallback>
         </mc:AlternateContent>
@@ -403,7 +403,8 @@
       </w:pPr>
       <w:r>
         <w:rPr>
-          <w:rFonts w:ascii="Bookman Old Style" w:hAnsi="Bookman Old Style"/>
+          <w:rFonts w:cs="Times New Roman" w:ascii="Bookman Old Style" w:hAnsi="Bookman Old Style"/>
+          <w:b/>
           <w:sz w:val="24"/>
           <w:szCs w:val="24"/>
         </w:rPr>
@@ -431,13 +432,50 @@
           <w:sz w:val="24"/>
           <w:szCs w:val="24"/>
         </w:rPr>
-        <w:t>Ref. No.: …………………</w:t>
+        <w:t xml:space="preserve">Ref. No.: </w:t>
+      </w:r>
+      <w:r>
+        <w:rPr>
+          <w:rFonts w:ascii="Bookman Old Style" w:hAnsi="Bookman Old Style"/>
+          <w:b/>
+          <w:bCs/>
+          <w:i w:val="false"/>
+          <w:caps w:val="false"/>
+          <w:smallCaps w:val="false"/>
+          <w:color w:val="auto"/>
+          <w:spacing w:val="0"/>
+          <w:sz w:val="24"/>
+          <w:szCs w:val="24"/>
+        </w:rPr>
+        <w:t>{ref_no}</w:t>
+      </w:r>
+      <w:r>
+        <w:rPr>
+          <w:rFonts w:ascii="Bookman Old Style" w:hAnsi="Bookman Old Style"/>
+          <w:sz w:val="24"/>
+          <w:szCs w:val="24"/>
+        </w:rPr>
         <w:tab/>
         <w:tab/>
         <w:tab/>
         <w:tab/>
         <w:tab/>
-        <w:t>Date: ………………..</w:t>
+        <w:t xml:space="preserve">Date: </w:t>
+      </w:r>
+      <w:r>
+        <w:rPr>
+          <w:rFonts w:ascii="Bookman Old Style" w:hAnsi="Bookman Old Style"/>
+          <w:b/>
+          <w:bCs/>
+          <w:i w:val="false"/>
+          <w:caps w:val="false"/>
+          <w:smallCaps w:val="false"/>
+          <w:color w:val="auto"/>
+          <w:spacing w:val="0"/>
+          <w:sz w:val="24"/>
+          <w:szCs w:val="24"/>
+        </w:rPr>
+        <w:t>{current_date}</w:t>
       </w:r>
     </w:p>
     <w:p>
@@ -462,62 +500,95 @@
           <w:sz w:val="24"/>
           <w:szCs w:val="24"/>
         </w:rPr>
-        <w:t>ADM No.: ………………….</w:t>
-      </w:r>
-    </w:p>
-    <w:p>
-      <w:pPr>
-        <w:pStyle w:val="Normal"/>
-        <w:bidi w:val="0"/>
-        <w:spacing w:lineRule="auto" w:line="360"/>
-        <w:jc w:val="left"/>
+        <w:t xml:space="preserve">ADM No.: </w:t>
+      </w:r>
+      <w:r>
         <w:rPr>
           <w:rFonts w:ascii="Bookman Old Style" w:hAnsi="Bookman Old Style"/>
-          <w:bCs/>
-          <w:sz w:val="24"/>
-          <w:szCs w:val="24"/>
-        </w:rPr>
-      </w:pPr>
-      <w:r>
+          <w:b/>
+          <w:bCs/>
+          <w:i w:val="false"/>
+          <w:caps w:val="false"/>
+          <w:smallCaps w:val="false"/>
+          <w:color w:val="auto"/>
+          <w:spacing w:val="0"/>
+          <w:sz w:val="24"/>
+          <w:szCs w:val="24"/>
+        </w:rPr>
+        <w:t>{admission_no}</w:t>
+      </w:r>
+    </w:p>
+    <w:p>
+      <w:pPr>
+        <w:pStyle w:val="Normal"/>
+        <w:bidi w:val="0"/>
+        <w:spacing w:lineRule="auto" w:line="360"/>
+        <w:jc w:val="left"/>
         <w:rPr>
           <w:rFonts w:ascii="Bookman Old Style" w:hAnsi="Bookman Old Style"/>
           <w:bCs/>
           <w:sz w:val="24"/>
           <w:szCs w:val="24"/>
         </w:rPr>
-        <w:t>To: …………………………………</w:t>
-      </w:r>
-    </w:p>
-    <w:p>
-      <w:pPr>
-        <w:pStyle w:val="Normal"/>
-        <w:bidi w:val="0"/>
-        <w:spacing w:lineRule="auto" w:line="360"/>
-        <w:jc w:val="left"/>
+      </w:pPr>
+      <w:r>
         <w:rPr>
           <w:rFonts w:ascii="Bookman Old Style" w:hAnsi="Bookman Old Style"/>
           <w:bCs/>
           <w:sz w:val="24"/>
           <w:szCs w:val="24"/>
         </w:rPr>
-      </w:pPr>
+        <w:t xml:space="preserve">To: </w:t>
+      </w:r>
       <w:r>
         <w:rPr>
           <w:rFonts w:ascii="Bookman Old Style" w:hAnsi="Bookman Old Style"/>
-          <w:bCs/>
-          <w:sz w:val="24"/>
-          <w:szCs w:val="24"/>
-        </w:rPr>
-        <w:t>……………………………………</w:t>
-      </w:r>
+          <w:b/>
+          <w:bCs/>
+          <w:i w:val="false"/>
+          <w:caps w:val="false"/>
+          <w:smallCaps w:val="false"/>
+          <w:color w:val="auto"/>
+          <w:spacing w:val="0"/>
+          <w:sz w:val="24"/>
+          <w:szCs w:val="24"/>
+        </w:rPr>
+        <w:t>{student_name}</w:t>
+      </w:r>
+    </w:p>
+    <w:p>
+      <w:pPr>
+        <w:pStyle w:val="Normal"/>
+        <w:bidi w:val="0"/>
+        <w:spacing w:lineRule="auto" w:line="360"/>
+        <w:jc w:val="left"/>
+        <w:rPr>
+          <w:rFonts w:ascii="Menlo;Monaco;ui-monospace;SFMono-Regular;Menlo;Monaco;Consolas;Liberation Mono;Courier New;monospace" w:hAnsi="Menlo;Monaco;ui-monospace;SFMono-Regular;Menlo;Monaco;Consolas;Liberation Mono;Courier New;monospace"/>
+          <w:b/>
+          <w:b/>
+          <w:bCs/>
+          <w:i w:val="false"/>
+          <w:caps w:val="false"/>
+          <w:smallCaps w:val="false"/>
+          <w:color w:val="auto"/>
+          <w:spacing w:val="0"/>
+          <w:sz w:val="18"/>
+        </w:rPr>
+      </w:pPr>
       <w:r>
         <w:rPr>
           <w:rFonts w:ascii="Bookman Old Style" w:hAnsi="Bookman Old Style"/>
-          <w:bCs/>
-          <w:sz w:val="24"/>
-          <w:szCs w:val="24"/>
-        </w:rPr>
-        <w:t>...</w:t>
+          <w:b/>
+          <w:bCs/>
+          <w:i w:val="false"/>
+          <w:caps w:val="false"/>
+          <w:smallCaps w:val="false"/>
+          <w:color w:val="auto"/>
+          <w:spacing w:val="0"/>
+          <w:sz w:val="24"/>
+          <w:szCs w:val="24"/>
+        </w:rPr>
+        <w:t>{student_address}</w:t>
       </w:r>
     </w:p>
     <w:p>
@@ -564,7 +635,22 @@
           <w:sz w:val="24"/>
           <w:szCs w:val="24"/>
         </w:rPr>
-        <w:t>Following your application, I am pleased to inform you that you have been offered a chance to study ……………………………………………………………………</w:t>
+        <w:t xml:space="preserve">Following your application, I am pleased to inform you that you have been offered a chance to study </w:t>
+      </w:r>
+      <w:r>
+        <w:rPr>
+          <w:rFonts w:cs="Times New Roman" w:ascii="Bookman Old Style" w:hAnsi="Bookman Old Style"/>
+          <w:b/>
+          <w:bCs/>
+          <w:i w:val="false"/>
+          <w:caps w:val="false"/>
+          <w:smallCaps w:val="false"/>
+          <w:color w:val="auto"/>
+          <w:spacing w:val="0"/>
+          <w:sz w:val="24"/>
+          <w:szCs w:val="24"/>
+        </w:rPr>
+        <w:t>{course_name}</w:t>
       </w:r>
     </w:p>
     <w:p>
@@ -582,10 +668,25 @@
       <w:r>
         <w:rPr>
           <w:rFonts w:cs="Times New Roman" w:ascii="Bookman Old Style" w:hAnsi="Bookman Old Style"/>
-          <w:sz w:val="24"/>
-          <w:szCs w:val="24"/>
-        </w:rPr>
-        <w:t xml:space="preserve">………………………………………… </w:t>
+          <w:b/>
+          <w:bCs/>
+          <w:i w:val="false"/>
+          <w:caps w:val="false"/>
+          <w:smallCaps w:val="false"/>
+          <w:color w:val="auto"/>
+          <w:spacing w:val="0"/>
+          <w:sz w:val="24"/>
+          <w:szCs w:val="24"/>
+        </w:rPr>
+        <w:t>{department_name}</w:t>
+      </w:r>
+      <w:r>
+        <w:rPr>
+          <w:rFonts w:cs="Times New Roman" w:ascii="Bookman Old Style" w:hAnsi="Bookman Old Style"/>
+          <w:sz w:val="24"/>
+          <w:szCs w:val="24"/>
+        </w:rPr>
+        <w:t xml:space="preserve"> </w:t>
       </w:r>
     </w:p>
     <w:p>
@@ -607,19 +708,57 @@
       <w:r>
         <w:rPr>
           <w:rFonts w:cs="Times New Roman" w:ascii="Bookman Old Style" w:hAnsi="Bookman Old Style"/>
-          <w:bCs/>
-          <w:sz w:val="24"/>
-          <w:szCs w:val="24"/>
-        </w:rPr>
-        <w:t xml:space="preserve">……………………… </w:t>
-      </w:r>
-      <w:r>
-        <w:rPr>
-          <w:rFonts w:cs="Times New Roman" w:ascii="Bookman Old Style" w:hAnsi="Bookman Old Style"/>
-          <w:sz w:val="24"/>
-          <w:szCs w:val="24"/>
-        </w:rPr>
-        <w:t xml:space="preserve">and not later than ………...……. </w:t>
+          <w:b/>
+          <w:bCs/>
+          <w:i w:val="false"/>
+          <w:caps w:val="false"/>
+          <w:smallCaps w:val="false"/>
+          <w:color w:val="auto"/>
+          <w:spacing w:val="0"/>
+          <w:sz w:val="24"/>
+          <w:szCs w:val="24"/>
+        </w:rPr>
+        <w:t>{reporting_date}</w:t>
+      </w:r>
+      <w:r>
+        <w:rPr>
+          <w:rFonts w:cs="Times New Roman" w:ascii="Bookman Old Style" w:hAnsi="Bookman Old Style"/>
+          <w:bCs/>
+          <w:sz w:val="24"/>
+          <w:szCs w:val="24"/>
+        </w:rPr>
+        <w:t xml:space="preserve"> </w:t>
+      </w:r>
+      <w:r>
+        <w:rPr>
+          <w:rFonts w:cs="Times New Roman" w:ascii="Bookman Old Style" w:hAnsi="Bookman Old Style"/>
+          <w:sz w:val="24"/>
+          <w:szCs w:val="24"/>
+        </w:rPr>
+        <w:t xml:space="preserve">and not later than </w:t>
+      </w:r>
+      <w:r>
+        <w:rPr>
+          <w:rFonts w:cs="Times New Roman" w:ascii="Bookman Old Style" w:hAnsi="Bookman Old Style"/>
+          <w:b/>
+          <w:bCs/>
+          <w:i w:val="false"/>
+          <w:caps w:val="false"/>
+          <w:smallCaps w:val="false"/>
+          <w:color w:val="auto"/>
+          <w:spacing w:val="0"/>
+          <w:sz w:val="24"/>
+          <w:szCs w:val="24"/>
+        </w:rPr>
+        <w:t>{reporting_deadline}</w:t>
+      </w:r>
+      <w:r>
+        <w:rPr>
+          <w:rFonts w:cs="Times New Roman" w:ascii="Bookman Old Style" w:hAnsi="Bookman Old Style"/>
+          <w:sz w:val="24"/>
+          <w:szCs w:val="24"/>
+        </w:rPr>
+        <w:t xml:space="preserve"> </w:t>
       </w:r>
     </w:p>
     <w:p>
@@ -1408,7 +1547,7 @@
     <w:pPr>
       <w:widowControl/>
       <w:suppressAutoHyphens w:val="true"/>
-      <w:overflowPunct w:val="true"/>
+      <w:overflowPunct w:val="false"/>
       <w:bidi w:val="0"/>
       <w:spacing w:before="0" w:after="0"/>
       <w:jc w:val="left"/>
